--- a/public/drafts/stewards-v4.docx
+++ b/public/drafts/stewards-v4.docx
@@ -5696,44 +5696,56 @@
         <w:keepNext/>
       </w:pPr>
       <w:r>
-        <w:t>Section 706. Fees, Costs, and No Cost-Shifting Against Good-Faith Beneficiaries.</w:t>
-      </w:r>
-    </w:p>
-    <w:p>
-      <w:r>
-        <w:t>(a) The court may award reasonable attorney fees, expert fees, litigation expenses, and costs to a plaintiff or intervenor whose action confers a substantial benefit on the public educational trust.</w:t>
-      </w:r>
-    </w:p>
-    <w:p>
-      <w:r>
-        <w:t>(b) Fees and costs may be paid:</w:t>
-      </w:r>
-    </w:p>
-    <w:p>
-      <w:r>
-        <w:t>(1) by a breaching fiduciary or knowing participant, if equity and existing law permit;</w:t>
-      </w:r>
-    </w:p>
-    <w:p>
-      <w:r>
-        <w:t>(2) from a recovery obtained for the trust, if the court finds that payment will not materially impair the remedial purpose of the recovery;</w:t>
-      </w:r>
-    </w:p>
-    <w:p>
-      <w:r>
-        <w:t>(3) from a non-trust public source authorized by [state law]; or</w:t>
-      </w:r>
-    </w:p>
-    <w:p>
-      <w:r>
-        <w:t>(4) from a trust administration account only if permitted by the governing trust instrument, existing law, and court order.</w:t>
-      </w:r>
-    </w:p>
-    <w:p>
-      <w:r>
-        <w:t>(c) A beneficiary institution, beneficiary representative, future-beneficiary representative, or member organization bringing an action in good faith for relief to the trust may not be required to post a bond and may not be charged with the state trustee's fees, costs, or expenses unless the court finds the action was frivolous, brought in bad faith, or brought for an improper purpose.</w:t>
-      </w:r>
-    </w:p>
+        <w:t>Section 706. Attorney Fees, Expert Fees, Costs, and Litigation Expenses.</w:t>
+      </w:r>
+    </w:p>
+    <w:p>
+      <w:r>
+        <w:t>(a) Award. In an action under this [Act], the court shall award reasonable attorney fees, expert fees, forensic-accounting and appraisal fees, litigation expenses, and costs to a plaintiff or intervenor that substantially prevails or whose action is a substantial factor in conferring a substantial benefit on a public educational trust, unless the court finds that special circumstances would make an award unjust.</w:t>
+      </w:r>
+    </w:p>
+    <w:p>
+      <w:r>
+        <w:t>(b) Substantial benefit; catalyst. An action is a substantial factor in conferring a substantial benefit whether the benefit is obtained by judgment, by a court-approved settlement or consent decree, or by voluntary accounting, restoration, corrective action, or policy change that the action was a substantial factor in producing, even without a final judgment on the merits.</w:t>
+      </w:r>
+    </w:p>
+    <w:p>
+      <w:r>
+        <w:t>(c) Source; trust protected. Fees, costs, and expenses awarded under this Section shall be paid, in the following order of preference, by:</w:t>
+      </w:r>
+    </w:p>
+    <w:p>
+      <w:r>
+        <w:t>(1) a fiduciary, officer, employee, agent, or knowing participant who committed or knowingly participated in the breach, by surcharge or otherwise, to the extent equity and existing law permit; and</w:t>
+      </w:r>
+    </w:p>
+    <w:p>
+      <w:r>
+        <w:t>(2) the responsible [State], state trustee, trustee agency, or public body, from funds other than public trust property, the immunity for which is waived under Section 702.</w:t>
+      </w:r>
+    </w:p>
+    <w:p>
+      <w:r>
+        <w:t>Fees, costs, and expenses awarded under this Section shall not be paid from, charged against, deducted from, or satisfied out of trust corpus, trust income, or any recovery belonging to a public educational trust.</w:t>
+      </w:r>
+    </w:p>
+    <w:p>
+      <w:r>
+        <w:t>(d) Measure. Reasonable attorney fees under this Section equal the hours reasonably expended multiplied by the prevailing market hourly rate for comparable complex fiduciary or public-interest litigation in the relevant legal community; the court may adjust for the contingent risk of the action and for exceptional results. Fees are measured at prevailing market rates and may not be reduced because counsel is salaried, is employed by a nonprofit, public-interest, or governmental organization, or served at a reduced rate or without charge.</w:t>
+      </w:r>
+    </w:p>
+    <CT_P>
+      <w:pPr/>
+      <w:r>
+        <w:t>(e) Additional to recovery. An award under this Section is in addition to, and shall not reduce, any recovery restored to the trust under Section 705.</w:t>
+      </w:r>
+    </CT_P>
+    <CT_P>
+      <w:pPr/>
+      <w:r>
+        <w:t>(f) No charge against good-faith beneficiaries. A beneficiary institution, beneficiary representative, future-beneficiary representative, or member organization bringing or intervening in an action in good faith for relief to the trust may not be required to post a bond and may not be ordered to pay the fees, costs, or expenses of a state trustee or other defendant unless the court finds the action was frivolous, brought in bad faith, or brought for an improper purpose.</w:t>
+      </w:r>
+    </CT_P>
     <w:p>
       <w:pPr>
         <w:pStyle w:val="Heading3"/>
